--- a/templates/report_templates/template_zh.docx
+++ b/templates/report_templates/template_zh.docx
@@ -126,13 +126,7 @@
     </w:p>
     <w:p/>
     <w:p/>
-    <w:p>
-      <w:pPr>
-        <w:rPr>
-          <w:rFonts w:hint="eastAsia"/>
-        </w:rPr>
-      </w:pPr>
-    </w:p>
+    <w:p/>
     <w:tbl>
       <w:tblPr>
         <w:tblW w:w="8802" w:type="dxa"/>
@@ -534,16 +528,13 @@
         <w:t>上海华测品正检测技术有限公司</w:t>
       </w:r>
       <w:r>
-        <w:t xml:space="preserve">                             </w:t>
-      </w:r>
-      <w:r>
-        <w:t>{{实验室地址_cn}}</w:t>
-      </w:r>
-      <w:r>
-        <w:t/>
-      </w:r>
-      <w:r>
-        <w:t/>
+        <w:t xml:space="preserve">                             {{</w:t>
+      </w:r>
+      <w:r>
+        <w:t>实验室地址</w:t>
+      </w:r>
+      <w:r>
+        <w:t>_cn}}</w:t>
       </w:r>
     </w:p>
     <w:p/>
@@ -703,15 +694,33 @@
         <w:t>部分项目不在</w:t>
       </w:r>
       <w:r>
-        <w:t>CMA</w:t>
+        <w:t xml:space="preserve"> CMA </w:t>
       </w:r>
       <w:r>
         <w:t>资质认定范围内，出具的数据结果供科研、教学、企业内部质量控制、企业产品研发等目的用。</w:t>
       </w:r>
     </w:p>
+    <w:p>
+      <w:pPr>
+        <w:rPr>
+          <w:rFonts w:hint="eastAsia"/>
+        </w:rPr>
+      </w:pPr>
+    </w:p>
     <w:p/>
     <w:p>
       <w:r>
+        <w:t>声明：</w:t>
+      </w:r>
+      <w:r>
+        <w:t xml:space="preserve"> </w:t>
+      </w:r>
+    </w:p>
+    <w:p>
+      <w:r>
+        <w:t>1.</w:t>
+      </w:r>
+      <w:r>
         <w:t>检测报告无批准人签字及</w:t>
       </w:r>
       <w:r>
@@ -724,13 +733,41 @@
         <w:t>”</w:t>
       </w:r>
       <w:r>
-        <w:t>无效，本报告检测结果仅对被测样品负责。实验室不负责抽样，本报告检测结果仅适用于收到的样品。未经</w:t>
-      </w:r>
-      <w:r>
-        <w:t>CTI</w:t>
-      </w:r>
-      <w:r>
-        <w:t>书面同意，不得部分复制本报告。无</w:t>
+        <w:t>无效。</w:t>
+      </w:r>
+      <w:r>
+        <w:t xml:space="preserve"> </w:t>
+      </w:r>
+    </w:p>
+    <w:p>
+      <w:r>
+        <w:t>2.</w:t>
+      </w:r>
+      <w:r>
+        <w:t>本报告检测结果仅对被测样品负责。实验室不负责抽样。本报告检测结果仅适用于收到的样品。</w:t>
+      </w:r>
+      <w:r>
+        <w:t>3.</w:t>
+      </w:r>
+      <w:r>
+        <w:t>未经</w:t>
+      </w:r>
+      <w:r>
+        <w:t xml:space="preserve"> CTI </w:t>
+      </w:r>
+      <w:r>
+        <w:t>书面同意，不得部分复制本报告。</w:t>
+      </w:r>
+      <w:r>
+        <w:t xml:space="preserve"> </w:t>
+      </w:r>
+    </w:p>
+    <w:p>
+      <w:r>
+        <w:t>4.</w:t>
+      </w:r>
+      <w:r>
+        <w:t>无</w:t>
       </w:r>
       <w:r>
         <w:t>‘CENTRE TESTING INTERNATIONAL’</w:t>
@@ -739,7 +776,26 @@
         <w:t>数字证书签章的电子版报告视为无效。</w:t>
       </w:r>
     </w:p>
-    <w:p/>
+    <w:p>
+      <w:r>
+        <w:t>5.</w:t>
+      </w:r>
+      <w:r>
+        <w:t>除非另有说明，报告参照</w:t>
+      </w:r>
+      <w:r>
+        <w:t xml:space="preserve"> CNAS-GL015 </w:t>
+      </w:r>
+      <w:r>
+        <w:t>使用简单接受的二元判定规则进行符合性判定（</w:t>
+      </w:r>
+      <w:r>
+        <w:t>w=0</w:t>
+      </w:r>
+      <w:r>
+        <w:t>）。</w:t>
+      </w:r>
+    </w:p>
     <w:p>
       <w:pPr>
         <w:jc w:val="center"/>
@@ -828,7 +884,7 @@
         <w:sz w:val="21"/>
         <w:szCs w:val="21"/>
       </w:rPr>
-      <w:pict w14:anchorId="2B72B964">
+      <w:pict w14:anchorId="0A60CADE">
         <v:shapetype id="_x0000_t75" coordsize="21600,21600" o:spt="75" o:preferrelative="t" path="m@4@5l@4@11@9@11@9@5xe" filled="f" stroked="f">
           <v:stroke joinstyle="miter"/>
           <v:formulas>
@@ -1029,7 +1085,7 @@
       <w:rPr>
         <w:b/>
       </w:rPr>
-      <w:pict w14:anchorId="69551075">
+      <w:pict w14:anchorId="0A2152A9">
         <v:shapetype id="_x0000_t75" coordsize="21600,21600" o:spt="75" o:preferrelative="t" path="m@4@5l@4@11@9@11@9@5xe" filled="f" stroked="f">
           <v:stroke joinstyle="miter"/>
           <v:formulas>
@@ -1070,7 +1126,7 @@
         <w:sz w:val="21"/>
         <w:szCs w:val="21"/>
       </w:rPr>
-      <w:pict w14:anchorId="4800A0E0">
+      <w:pict w14:anchorId="283BA484">
         <v:shapetype id="_x0000_t75" coordsize="21600,21600" o:spt="75" o:preferrelative="t" path="m@4@5l@4@11@9@11@9@5xe" filled="f" stroked="f">
           <v:stroke joinstyle="miter"/>
           <v:formulas>
